--- a/courts/sixth-circuit/ohio/state/court-of-appeals/reply-brief/usage/OUTPUT-reply-brief.docx
+++ b/courts/sixth-circuit/ohio/state/court-of-appeals/reply-brief/usage/OUTPUT-reply-brief.docx
@@ -2,6 +2,1004 @@
 <file path=word/document.xml><?xml version="1.0" encoding="utf-8"?>
 <w:document xmlns:w="http://schemas.openxmlformats.org/wordprocessingml/2006/main" xmlns:m="http://schemas.openxmlformats.org/officeDocument/2006/math" xmlns:r="http://schemas.openxmlformats.org/officeDocument/2006/relationships" xmlns:o="urn:schemas-microsoft-com:office:office" xmlns:v="urn:schemas-microsoft-com:vml" xmlns:w10="urn:schemas-microsoft-com:office:word" xmlns:a="http://schemas.openxmlformats.org/drawingml/2006/main" xmlns:pic="http://schemas.openxmlformats.org/drawingml/2006/picture" xmlns:wp="http://schemas.openxmlformats.org/drawingml/2006/wordprocessingDrawing">
   <w:body>
+    <w:p>
+      <w:pPr>
+        <w:spacing w:before="0" w:after="0" w:line="276" w:lineRule="exact"/>
+        <w:ind w:left="0" w:firstLine="0"/>
+        <w:jc w:val="center"/>
+      </w:pPr>
+      <w:r>
+        <w:rPr>
+          <w:b/>
+          <w:bCs/>
+        </w:rPr>
+        <w:t xml:space="preserve">IN</w:t>
+      </w:r>
+      <w:r>
+        <w:rPr>
+          <w:b/>
+          <w:bCs/>
+        </w:rPr>
+        <w:t xml:space="preserve"> </w:t>
+      </w:r>
+      <w:r>
+        <w:rPr>
+          <w:b/>
+          <w:bCs/>
+        </w:rPr>
+        <w:t xml:space="preserve">THE</w:t>
+      </w:r>
+      <w:r>
+        <w:rPr>
+          <w:b/>
+          <w:bCs/>
+        </w:rPr>
+        <w:t xml:space="preserve"> </w:t>
+      </w:r>
+      <w:r>
+        <w:rPr>
+          <w:b/>
+          <w:bCs/>
+        </w:rPr>
+        <w:t xml:space="preserve">COURT</w:t>
+      </w:r>
+      <w:r>
+        <w:rPr>
+          <w:b/>
+          <w:bCs/>
+        </w:rPr>
+        <w:t xml:space="preserve"> </w:t>
+      </w:r>
+      <w:r>
+        <w:rPr>
+          <w:b/>
+          <w:bCs/>
+        </w:rPr>
+        <w:t xml:space="preserve">OF</w:t>
+      </w:r>
+      <w:r>
+        <w:rPr>
+          <w:b/>
+          <w:bCs/>
+        </w:rPr>
+        <w:t xml:space="preserve"> </w:t>
+      </w:r>
+      <w:r>
+        <w:rPr>
+          <w:b/>
+          <w:bCs/>
+        </w:rPr>
+        <w:t xml:space="preserve">APPEALS</w:t>
+      </w:r>
+    </w:p>
+    <w:p>
+      <w:pPr>
+        <w:spacing w:before="0" w:after="0" w:line="276" w:lineRule="exact"/>
+        <w:ind w:left="0" w:firstLine="0"/>
+        <w:jc w:val="center"/>
+      </w:pPr>
+      <w:r>
+        <w:rPr>
+          <w:b/>
+          <w:bCs/>
+        </w:rPr>
+        <w:t xml:space="preserve">SIXTH</w:t>
+      </w:r>
+      <w:r>
+        <w:rPr>
+          <w:b/>
+          <w:bCs/>
+        </w:rPr>
+        <w:t xml:space="preserve"> </w:t>
+      </w:r>
+      <w:r>
+        <w:rPr>
+          <w:b/>
+          <w:bCs/>
+        </w:rPr>
+        <w:t xml:space="preserve">APPELLATE</w:t>
+      </w:r>
+      <w:r>
+        <w:rPr>
+          <w:b/>
+          <w:bCs/>
+        </w:rPr>
+        <w:t xml:space="preserve"> </w:t>
+      </w:r>
+      <w:r>
+        <w:rPr>
+          <w:b/>
+          <w:bCs/>
+        </w:rPr>
+        <w:t xml:space="preserve">DISTRICT</w:t>
+      </w:r>
+    </w:p>
+    <w:p>
+      <w:pPr>
+        <w:spacing w:before="0" w:after="0" w:line="276" w:lineRule="exact"/>
+        <w:ind w:left="0" w:firstLine="0"/>
+        <w:jc w:val="center"/>
+      </w:pPr>
+      <w:r>
+        <w:rPr>
+          <w:b/>
+          <w:bCs/>
+        </w:rPr>
+        <w:t xml:space="preserve">STATE</w:t>
+      </w:r>
+      <w:r>
+        <w:rPr>
+          <w:b/>
+          <w:bCs/>
+        </w:rPr>
+        <w:t xml:space="preserve"> </w:t>
+      </w:r>
+      <w:r>
+        <w:rPr>
+          <w:b/>
+          <w:bCs/>
+        </w:rPr>
+        <w:t xml:space="preserve">OF</w:t>
+      </w:r>
+      <w:r>
+        <w:rPr>
+          <w:b/>
+          <w:bCs/>
+        </w:rPr>
+        <w:t xml:space="preserve"> </w:t>
+      </w:r>
+      <w:r>
+        <w:rPr>
+          <w:b/>
+          <w:bCs/>
+        </w:rPr>
+        <w:t xml:space="preserve">OHIO</w:t>
+      </w:r>
+    </w:p>
+    <w:p>
+      <w:pPr>
+        <w:spacing w:before="432" w:after="0" w:line="276" w:lineRule="exact"/>
+        <w:ind w:left="0" w:firstLine="0"/>
+        <w:jc w:val="center"/>
+      </w:pPr>
+      <w:r>
+        <w:rPr>
+          <w:b/>
+          <w:bCs/>
+        </w:rPr>
+        <w:t xml:space="preserve">Appellate</w:t>
+      </w:r>
+      <w:r>
+        <w:rPr>
+          <w:b/>
+          <w:bCs/>
+        </w:rPr>
+        <w:t xml:space="preserve"> </w:t>
+      </w:r>
+      <w:r>
+        <w:rPr>
+          <w:b/>
+          <w:bCs/>
+        </w:rPr>
+        <w:t xml:space="preserve">Case</w:t>
+      </w:r>
+      <w:r>
+        <w:rPr>
+          <w:b/>
+          <w:bCs/>
+        </w:rPr>
+        <w:t xml:space="preserve"> </w:t>
+      </w:r>
+      <w:r>
+        <w:rPr>
+          <w:b/>
+          <w:bCs/>
+        </w:rPr>
+        <w:t xml:space="preserve">No.</w:t>
+      </w:r>
+      <w:r>
+        <w:rPr>
+          <w:b/>
+          <w:bCs/>
+        </w:rPr>
+        <w:t xml:space="preserve"> </w:t>
+      </w:r>
+      <w:r>
+        <w:rPr>
+          <w:b/>
+          <w:bCs/>
+        </w:rPr>
+        <w:t xml:space="preserve">CL2025</w:t>
+        <w:noBreakHyphen/>
+        <w:t xml:space="preserve">00292</w:t>
+      </w:r>
+    </w:p>
+    <w:p>
+      <w:pPr>
+        <w:spacing w:before="0" w:after="0" w:line="276" w:lineRule="exact"/>
+        <w:ind w:left="0" w:firstLine="0"/>
+        <w:jc w:val="center"/>
+      </w:pPr>
+      <w:r>
+        <w:rPr>
+          <w:b/>
+          <w:bCs/>
+        </w:rPr>
+        <w:t xml:space="preserve">Trial</w:t>
+      </w:r>
+      <w:r>
+        <w:rPr>
+          <w:b/>
+          <w:bCs/>
+        </w:rPr>
+        <w:t xml:space="preserve"> </w:t>
+      </w:r>
+      <w:r>
+        <w:rPr>
+          <w:b/>
+          <w:bCs/>
+        </w:rPr>
+        <w:t xml:space="preserve">Court</w:t>
+      </w:r>
+      <w:r>
+        <w:rPr>
+          <w:b/>
+          <w:bCs/>
+        </w:rPr>
+        <w:t xml:space="preserve"> </w:t>
+      </w:r>
+      <w:r>
+        <w:rPr>
+          <w:b/>
+          <w:bCs/>
+        </w:rPr>
+        <w:t xml:space="preserve">Case</w:t>
+      </w:r>
+      <w:r>
+        <w:rPr>
+          <w:b/>
+          <w:bCs/>
+        </w:rPr>
+        <w:t xml:space="preserve"> </w:t>
+      </w:r>
+      <w:r>
+        <w:rPr>
+          <w:b/>
+          <w:bCs/>
+        </w:rPr>
+        <w:t xml:space="preserve">No.</w:t>
+      </w:r>
+      <w:r>
+        <w:rPr>
+          <w:b/>
+          <w:bCs/>
+        </w:rPr>
+        <w:t xml:space="preserve"> </w:t>
+      </w:r>
+      <w:r>
+        <w:rPr>
+          <w:b/>
+          <w:bCs/>
+        </w:rPr>
+        <w:t xml:space="preserve">CI2025</w:t>
+        <w:noBreakHyphen/>
+        <w:t xml:space="preserve">02488</w:t>
+      </w:r>
+    </w:p>
+    <w:p>
+      <w:pPr>
+        <w:spacing w:before="432" w:after="0" w:line="276" w:lineRule="exact"/>
+        <w:ind w:left="0" w:firstLine="0"/>
+        <w:jc w:val="center"/>
+      </w:pPr>
+      <w:r>
+        <w:t xml:space="preserve">CINDY</w:t>
+      </w:r>
+      <w:r>
+        <w:t xml:space="preserve"> </w:t>
+      </w:r>
+      <w:r>
+        <w:t xml:space="preserve">DUPUIS,</w:t>
+      </w:r>
+      <w:r>
+        <w:t xml:space="preserve"> </w:t>
+      </w:r>
+      <w:r>
+        <w:t xml:space="preserve">et</w:t>
+      </w:r>
+      <w:r>
+        <w:t xml:space="preserve"> </w:t>
+      </w:r>
+      <w:r>
+        <w:t xml:space="preserve">al.,</w:t>
+      </w:r>
+    </w:p>
+    <w:p>
+      <w:pPr>
+        <w:spacing w:before="0" w:after="0" w:line="276" w:lineRule="exact"/>
+        <w:ind w:left="0" w:firstLine="0"/>
+        <w:jc w:val="center"/>
+      </w:pPr>
+      <w:r>
+        <w:rPr>
+          <w:i/>
+          <w:iCs/>
+        </w:rPr>
+        <w:t xml:space="preserve">Plaintiff-Appellant,</w:t>
+      </w:r>
+    </w:p>
+    <w:p>
+      <w:pPr>
+        <w:spacing w:before="288" w:after="288" w:line="276" w:lineRule="exact"/>
+        <w:ind w:left="0" w:firstLine="0"/>
+        <w:jc w:val="center"/>
+      </w:pPr>
+      <w:r>
+        <w:t xml:space="preserve">v.</w:t>
+      </w:r>
+    </w:p>
+    <w:p>
+      <w:pPr>
+        <w:spacing w:before="0" w:after="0" w:line="276" w:lineRule="exact"/>
+        <w:ind w:left="0" w:firstLine="0"/>
+        <w:jc w:val="center"/>
+      </w:pPr>
+      <w:r>
+        <w:t xml:space="preserve">AMERICAN</w:t>
+      </w:r>
+      <w:r>
+        <w:t xml:space="preserve"> </w:t>
+      </w:r>
+      <w:r>
+        <w:t xml:space="preserve">FEDERATION</w:t>
+      </w:r>
+      <w:r>
+        <w:t xml:space="preserve"> </w:t>
+      </w:r>
+      <w:r>
+        <w:t xml:space="preserve">OF</w:t>
+      </w:r>
+      <w:r>
+        <w:t xml:space="preserve"> </w:t>
+      </w:r>
+      <w:r>
+        <w:t xml:space="preserve">STATE,</w:t>
+      </w:r>
+      <w:r>
+        <w:t xml:space="preserve"> </w:t>
+      </w:r>
+      <w:r>
+        <w:t xml:space="preserve">COUNTY</w:t>
+      </w:r>
+      <w:r>
+        <w:t xml:space="preserve"> </w:t>
+      </w:r>
+      <w:r>
+        <w:t xml:space="preserve">AND</w:t>
+      </w:r>
+      <w:r>
+        <w:t xml:space="preserve"> </w:t>
+      </w:r>
+      <w:r>
+        <w:t xml:space="preserve">MUNICIPAL</w:t>
+      </w:r>
+      <w:r>
+        <w:t xml:space="preserve"> </w:t>
+      </w:r>
+      <w:r>
+        <w:t xml:space="preserve">EMPLOYEES</w:t>
+      </w:r>
+      <w:r>
+        <w:t xml:space="preserve"> </w:t>
+      </w:r>
+      <w:r>
+        <w:t xml:space="preserve">LOCAL</w:t>
+      </w:r>
+      <w:r>
+        <w:t xml:space="preserve"> </w:t>
+      </w:r>
+      <w:r>
+        <w:t xml:space="preserve">2174</w:t>
+      </w:r>
+      <w:r>
+        <w:t xml:space="preserve"> </w:t>
+      </w:r>
+      <w:r>
+        <w:t xml:space="preserve">TOLEDO</w:t>
+      </w:r>
+      <w:r>
+        <w:t xml:space="preserve"> </w:t>
+      </w:r>
+      <w:r>
+        <w:t xml:space="preserve">PUBLIC</w:t>
+      </w:r>
+      <w:r>
+        <w:t xml:space="preserve"> </w:t>
+      </w:r>
+      <w:r>
+        <w:t xml:space="preserve">SCHOOL</w:t>
+      </w:r>
+      <w:r>
+        <w:t xml:space="preserve"> </w:t>
+      </w:r>
+      <w:r>
+        <w:t xml:space="preserve">DISTRICT,</w:t>
+      </w:r>
+      <w:r>
+        <w:t xml:space="preserve"> </w:t>
+      </w:r>
+      <w:r>
+        <w:t xml:space="preserve">et</w:t>
+      </w:r>
+      <w:r>
+        <w:t xml:space="preserve"> </w:t>
+      </w:r>
+      <w:r>
+        <w:t xml:space="preserve">al.,</w:t>
+      </w:r>
+    </w:p>
+    <w:p>
+      <w:pPr>
+        <w:spacing w:before="0" w:after="0" w:line="276" w:lineRule="exact"/>
+        <w:ind w:left="0" w:firstLine="0"/>
+        <w:jc w:val="center"/>
+      </w:pPr>
+      <w:r>
+        <w:rPr>
+          <w:i/>
+          <w:iCs/>
+        </w:rPr>
+        <w:t xml:space="preserve">Defendants-Appellees.</w:t>
+      </w:r>
+    </w:p>
+    <w:p>
+      <w:pPr>
+        <w:spacing w:before="864" w:after="0" w:line="368" w:lineRule="exact"/>
+        <w:ind w:left="0" w:firstLine="0"/>
+        <w:jc w:val="center"/>
+      </w:pPr>
+      <w:r>
+        <w:rPr>
+          <w:b/>
+          <w:bCs/>
+          <w:sz w:val="32"/>
+          <w:szCs w:val="32"/>
+        </w:rPr>
+        <w:t xml:space="preserve">REPLY</w:t>
+      </w:r>
+      <w:r>
+        <w:rPr>
+          <w:b/>
+          <w:bCs/>
+          <w:sz w:val="32"/>
+          <w:szCs w:val="32"/>
+        </w:rPr>
+        <w:t xml:space="preserve"> </w:t>
+      </w:r>
+      <w:r>
+        <w:rPr>
+          <w:b/>
+          <w:bCs/>
+          <w:sz w:val="32"/>
+          <w:szCs w:val="32"/>
+        </w:rPr>
+        <w:t xml:space="preserve">BRIEF</w:t>
+      </w:r>
+      <w:r>
+        <w:rPr>
+          <w:b/>
+          <w:bCs/>
+          <w:sz w:val="32"/>
+          <w:szCs w:val="32"/>
+        </w:rPr>
+        <w:t xml:space="preserve"> </w:t>
+      </w:r>
+      <w:r>
+        <w:rPr>
+          <w:b/>
+          <w:bCs/>
+          <w:sz w:val="32"/>
+          <w:szCs w:val="32"/>
+        </w:rPr>
+        <w:t xml:space="preserve">OF</w:t>
+      </w:r>
+      <w:r>
+        <w:rPr>
+          <w:b/>
+          <w:bCs/>
+          <w:sz w:val="32"/>
+          <w:szCs w:val="32"/>
+        </w:rPr>
+        <w:t xml:space="preserve"> </w:t>
+      </w:r>
+      <w:r>
+        <w:rPr>
+          <w:b/>
+          <w:bCs/>
+          <w:sz w:val="32"/>
+          <w:szCs w:val="32"/>
+        </w:rPr>
+        <w:t xml:space="preserve">APPELLANTS</w:t>
+      </w:r>
+    </w:p>
+    <w:p>
+      <w:pPr>
+        <w:spacing w:before="720" w:after="0" w:line="276" w:lineRule="exact"/>
+        <w:ind w:left="4608" w:firstLine="0"/>
+        <w:jc w:val="left"/>
+      </w:pPr>
+      <w:r>
+        <w:rPr>
+          <w:b/>
+          <w:bCs/>
+        </w:rPr>
+        <w:t xml:space="preserve">Jay</w:t>
+      </w:r>
+      <w:r>
+        <w:rPr>
+          <w:b/>
+          <w:bCs/>
+        </w:rPr>
+        <w:t xml:space="preserve"> </w:t>
+      </w:r>
+      <w:r>
+        <w:rPr>
+          <w:b/>
+          <w:bCs/>
+        </w:rPr>
+        <w:t xml:space="preserve">R.</w:t>
+      </w:r>
+      <w:r>
+        <w:rPr>
+          <w:b/>
+          <w:bCs/>
+        </w:rPr>
+        <w:t xml:space="preserve"> </w:t>
+      </w:r>
+      <w:r>
+        <w:rPr>
+          <w:b/>
+          <w:bCs/>
+        </w:rPr>
+        <w:t xml:space="preserve">Carson</w:t>
+      </w:r>
+      <w:r>
+        <w:rPr>
+          <w:b/>
+          <w:bCs/>
+        </w:rPr>
+        <w:t xml:space="preserve"> </w:t>
+      </w:r>
+      <w:r>
+        <w:rPr>
+          <w:b/>
+          <w:bCs/>
+        </w:rPr>
+        <w:t xml:space="preserve">(0068526)</w:t>
+      </w:r>
+    </w:p>
+    <w:p>
+      <w:pPr>
+        <w:spacing w:before="0" w:after="0" w:line="276" w:lineRule="exact"/>
+        <w:ind w:left="4608" w:firstLine="0"/>
+        <w:jc w:val="left"/>
+      </w:pPr>
+      <w:r>
+        <w:rPr>
+          <w:b/>
+          <w:bCs/>
+        </w:rPr>
+        <w:t xml:space="preserve">David</w:t>
+      </w:r>
+      <w:r>
+        <w:rPr>
+          <w:b/>
+          <w:bCs/>
+        </w:rPr>
+        <w:t xml:space="preserve"> </w:t>
+      </w:r>
+      <w:r>
+        <w:rPr>
+          <w:b/>
+          <w:bCs/>
+        </w:rPr>
+        <w:t xml:space="preserve">C.</w:t>
+      </w:r>
+      <w:r>
+        <w:rPr>
+          <w:b/>
+          <w:bCs/>
+        </w:rPr>
+        <w:t xml:space="preserve"> </w:t>
+      </w:r>
+      <w:r>
+        <w:rPr>
+          <w:b/>
+          <w:bCs/>
+        </w:rPr>
+        <w:t xml:space="preserve">Tryon</w:t>
+      </w:r>
+      <w:r>
+        <w:rPr>
+          <w:b/>
+          <w:bCs/>
+        </w:rPr>
+        <w:t xml:space="preserve"> </w:t>
+      </w:r>
+      <w:r>
+        <w:rPr>
+          <w:b/>
+          <w:bCs/>
+        </w:rPr>
+        <w:t xml:space="preserve">(0028954)</w:t>
+      </w:r>
+    </w:p>
+    <w:p>
+      <w:pPr>
+        <w:spacing w:before="0" w:after="0" w:line="276" w:lineRule="exact"/>
+        <w:ind w:left="4608" w:firstLine="0"/>
+        <w:jc w:val="left"/>
+      </w:pPr>
+      <w:r>
+        <w:rPr>
+          <w:b/>
+          <w:bCs/>
+        </w:rPr>
+        <w:t xml:space="preserve">Alex</w:t>
+      </w:r>
+      <w:r>
+        <w:rPr>
+          <w:b/>
+          <w:bCs/>
+        </w:rPr>
+        <w:t xml:space="preserve"> </w:t>
+      </w:r>
+      <w:r>
+        <w:rPr>
+          <w:b/>
+          <w:bCs/>
+        </w:rPr>
+        <w:t xml:space="preserve">M.</w:t>
+      </w:r>
+      <w:r>
+        <w:rPr>
+          <w:b/>
+          <w:bCs/>
+        </w:rPr>
+        <w:t xml:space="preserve"> </w:t>
+      </w:r>
+      <w:r>
+        <w:rPr>
+          <w:b/>
+          <w:bCs/>
+        </w:rPr>
+        <w:t xml:space="preserve">Certo</w:t>
+      </w:r>
+      <w:r>
+        <w:rPr>
+          <w:b/>
+          <w:bCs/>
+        </w:rPr>
+        <w:t xml:space="preserve"> </w:t>
+      </w:r>
+      <w:r>
+        <w:rPr>
+          <w:b/>
+          <w:bCs/>
+        </w:rPr>
+        <w:t xml:space="preserve">(0102790)</w:t>
+      </w:r>
+    </w:p>
+    <w:p>
+      <w:pPr>
+        <w:spacing w:before="0" w:after="0" w:line="276" w:lineRule="exact"/>
+        <w:ind w:left="4608" w:firstLine="0"/>
+        <w:jc w:val="left"/>
+      </w:pPr>
+      <w:r>
+        <w:rPr>
+          <w:b/>
+          <w:bCs/>
+        </w:rPr>
+        <w:t xml:space="preserve">J.</w:t>
+      </w:r>
+      <w:r>
+        <w:rPr>
+          <w:b/>
+          <w:bCs/>
+        </w:rPr>
+        <w:t xml:space="preserve"> </w:t>
+      </w:r>
+      <w:r>
+        <w:rPr>
+          <w:b/>
+          <w:bCs/>
+        </w:rPr>
+        <w:t xml:space="preserve">Simon</w:t>
+      </w:r>
+      <w:r>
+        <w:rPr>
+          <w:b/>
+          <w:bCs/>
+        </w:rPr>
+        <w:t xml:space="preserve"> </w:t>
+      </w:r>
+      <w:r>
+        <w:rPr>
+          <w:b/>
+          <w:bCs/>
+        </w:rPr>
+        <w:t xml:space="preserve">Peter</w:t>
+      </w:r>
+      <w:r>
+        <w:rPr>
+          <w:b/>
+          <w:bCs/>
+        </w:rPr>
+        <w:t xml:space="preserve"> </w:t>
+      </w:r>
+      <w:r>
+        <w:rPr>
+          <w:b/>
+          <w:bCs/>
+        </w:rPr>
+        <w:t xml:space="preserve">Mizner</w:t>
+      </w:r>
+      <w:r>
+        <w:rPr>
+          <w:b/>
+          <w:bCs/>
+        </w:rPr>
+        <w:t xml:space="preserve"> </w:t>
+      </w:r>
+      <w:r>
+        <w:rPr>
+          <w:b/>
+          <w:bCs/>
+        </w:rPr>
+        <w:t xml:space="preserve">(0105077)</w:t>
+      </w:r>
+    </w:p>
+    <w:p>
+      <w:pPr>
+        <w:spacing w:before="0" w:after="0" w:line="276" w:lineRule="exact"/>
+        <w:ind w:left="4608" w:firstLine="0"/>
+        <w:jc w:val="left"/>
+      </w:pPr>
+      <w:r>
+        <w:t xml:space="preserve">The</w:t>
+      </w:r>
+      <w:r>
+        <w:t xml:space="preserve"> </w:t>
+      </w:r>
+      <w:r>
+        <w:t xml:space="preserve">Buckeye</w:t>
+      </w:r>
+      <w:r>
+        <w:t xml:space="preserve"> </w:t>
+      </w:r>
+      <w:r>
+        <w:t xml:space="preserve">Institute</w:t>
+      </w:r>
+    </w:p>
+    <w:p>
+      <w:pPr>
+        <w:spacing w:before="0" w:after="0" w:line="276" w:lineRule="exact"/>
+        <w:ind w:left="4608" w:firstLine="0"/>
+        <w:jc w:val="left"/>
+      </w:pPr>
+      <w:r>
+        <w:t xml:space="preserve">88</w:t>
+      </w:r>
+      <w:r>
+        <w:t xml:space="preserve"> </w:t>
+      </w:r>
+      <w:r>
+        <w:t xml:space="preserve">East</w:t>
+      </w:r>
+      <w:r>
+        <w:t xml:space="preserve"> </w:t>
+      </w:r>
+      <w:r>
+        <w:t xml:space="preserve">Broad</w:t>
+      </w:r>
+      <w:r>
+        <w:t xml:space="preserve"> </w:t>
+      </w:r>
+      <w:r>
+        <w:t xml:space="preserve">Street,</w:t>
+      </w:r>
+      <w:r>
+        <w:t xml:space="preserve"> </w:t>
+      </w:r>
+      <w:r>
+        <w:t xml:space="preserve">Suite</w:t>
+      </w:r>
+      <w:r>
+        <w:t xml:space="preserve"> </w:t>
+      </w:r>
+      <w:r>
+        <w:t xml:space="preserve">1300</w:t>
+      </w:r>
+    </w:p>
+    <w:p>
+      <w:pPr>
+        <w:spacing w:before="0" w:after="0" w:line="276" w:lineRule="exact"/>
+        <w:ind w:left="4608" w:firstLine="0"/>
+        <w:jc w:val="left"/>
+      </w:pPr>
+      <w:r>
+        <w:t xml:space="preserve">Columbus,</w:t>
+      </w:r>
+      <w:r>
+        <w:t xml:space="preserve"> </w:t>
+      </w:r>
+      <w:r>
+        <w:t xml:space="preserve">Ohio</w:t>
+      </w:r>
+      <w:r>
+        <w:t xml:space="preserve"> </w:t>
+      </w:r>
+      <w:r>
+        <w:t xml:space="preserve">43215</w:t>
+      </w:r>
+    </w:p>
+    <w:p>
+      <w:pPr>
+        <w:spacing w:before="0" w:after="0" w:line="276" w:lineRule="exact"/>
+        <w:ind w:left="4608" w:firstLine="0"/>
+        <w:jc w:val="left"/>
+      </w:pPr>
+      <w:r>
+        <w:t xml:space="preserve">(614)</w:t>
+      </w:r>
+      <w:r>
+        <w:t xml:space="preserve"> </w:t>
+      </w:r>
+      <w:r>
+        <w:t xml:space="preserve">224</w:t>
+        <w:noBreakHyphen/>
+        <w:t xml:space="preserve">4422</w:t>
+      </w:r>
+    </w:p>
+    <w:p>
+      <w:pPr>
+        <w:spacing w:before="0" w:after="0" w:line="276" w:lineRule="exact"/>
+        <w:ind w:left="4608" w:firstLine="0"/>
+        <w:jc w:val="left"/>
+      </w:pPr>
+      <w:r>
+        <w:t xml:space="preserve">j.carson@buckeyeinstitute.org</w:t>
+      </w:r>
+    </w:p>
+    <w:p>
+      <w:pPr>
+        <w:spacing w:before="0" w:after="0" w:line="276" w:lineRule="exact"/>
+        <w:ind w:left="4608" w:firstLine="0"/>
+        <w:jc w:val="left"/>
+      </w:pPr>
+      <w:r>
+        <w:t xml:space="preserve">d.tryon@buckeyeinstitute.org</w:t>
+      </w:r>
+    </w:p>
+    <w:p>
+      <w:pPr>
+        <w:spacing w:before="0" w:after="0" w:line="276" w:lineRule="exact"/>
+        <w:ind w:left="4608" w:firstLine="0"/>
+        <w:jc w:val="left"/>
+      </w:pPr>
+      <w:r>
+        <w:t xml:space="preserve">a.certo@buckeyeinstitute.org</w:t>
+      </w:r>
+    </w:p>
+    <w:p>
+      <w:pPr>
+        <w:spacing w:before="0" w:after="0" w:line="276" w:lineRule="exact"/>
+        <w:ind w:left="4608" w:firstLine="0"/>
+        <w:jc w:val="left"/>
+      </w:pPr>
+      <w:r>
+        <w:t xml:space="preserve">mizner@buckeyeinstitute.org</w:t>
+      </w:r>
+    </w:p>
+    <w:p>
+      <w:pPr>
+        <w:spacing w:before="0" w:after="0" w:line="276" w:lineRule="exact"/>
+        <w:ind w:left="4608" w:firstLine="0"/>
+        <w:jc w:val="left"/>
+      </w:pPr>
+      <w:r>
+        <w:rPr>
+          <w:i/>
+          <w:iCs/>
+        </w:rPr>
+        <w:t xml:space="preserve">Attorneys</w:t>
+      </w:r>
+      <w:r>
+        <w:rPr>
+          <w:i/>
+          <w:iCs/>
+        </w:rPr>
+        <w:t xml:space="preserve"> </w:t>
+      </w:r>
+      <w:r>
+        <w:rPr>
+          <w:i/>
+          <w:iCs/>
+        </w:rPr>
+        <w:t xml:space="preserve">for</w:t>
+      </w:r>
+      <w:r>
+        <w:rPr>
+          <w:i/>
+          <w:iCs/>
+        </w:rPr>
+        <w:t xml:space="preserve"> </w:t>
+      </w:r>
+      <w:r>
+        <w:rPr>
+          <w:i/>
+          <w:iCs/>
+        </w:rPr>
+        <w:t xml:space="preserve">Appellant</w:t>
+      </w:r>
+    </w:p>
+    <w:p>
+      <w:pPr>
+        <w:pageBreakBefore/>
+        <w:spacing w:before="0" w:after="0" w:line="1" w:lineRule="exact"/>
+      </w:pPr>
+    </w:p>
+    <w:p>
+      <w:pPr>
+        <w:keepNext/>
+        <w:keepLines/>
+        <w:spacing w:before="0" w:after="192" w:line="276" w:lineRule="exact"/>
+        <w:ind w:left="0" w:firstLine="0"/>
+        <w:jc w:val="left"/>
+      </w:pPr>
+      <w:r>
+        <w:rPr>
+          <w:b/>
+          <w:bCs/>
+        </w:rPr>
+        <w:t xml:space="preserve">I.</w:t>
+      </w:r>
+      <w:r>
+        <w:rPr>
+          <w:b/>
+          <w:bCs/>
+        </w:rPr>
+        <w:t xml:space="preserve"> </w:t>
+      </w:r>
+      <w:r>
+        <w:rPr>
+          <w:b/>
+          <w:bCs/>
+        </w:rPr>
+        <w:t xml:space="preserve">Summary</w:t>
+      </w:r>
+    </w:p>
+    <w:p>
+      <w:pPr>
+        <w:pStyle w:val="BodyTextNote"/>
+      </w:pPr>
+      <w:r>
+        <w:t xml:space="preserve">Appellee American Federation of State, County and Municipal Employees’ (“AFSCME”) arguments fail for multiple reasons, but fundamentally, AFSCME focuses on what it characterizes as the “style” of Appellant Tiffany Binder’s (“Appellant” or “Mrs. Binder”)</w:t>
+      </w:r>
+      <w:r>
+        <w:rPr>
+          <w:rStyle w:val="FootnoteReference"/>
+        </w:rPr>
+        <w:footnoteReference w:id="9"/>
+      </w:r>
+      <w:r>
+        <w:t xml:space="preserve"> </w:t>
+      </w:r>
+      <w:r>
+        <w:t xml:space="preserve">claims rather than addressing their merits. In other words, AFSCME does not address why this case, which does not arise out of or seek to invoke R.C. 4117’s protections or remedies, is something other than a garden variety contract case. Absent an invocation of the rights created by R.C. 4117, the State Employment Relations Board (“SERB”) does not have jurisdiction over Mrs. Binder’s claims. Instead, AFSCME confuses issues, focusing on the dues deductions, the symptom, and ignores the actual disease—the enforceability of the membership contract. For these reasons, this Court should reverse the trial court’s dismissal.</w:t>
+      </w:r>
+    </w:p>
     <w:p>
       <w:pPr>
         <w:keepNext/>
@@ -15,41 +1013,29 @@
           <w:b/>
           <w:bCs/>
         </w:rPr>
-        <w:t xml:space="preserve">I.</w:t>
-      </w:r>
-      <w:r>
-        <w:rPr>
-          <w:b/>
-          <w:bCs/>
-        </w:rPr>
-        <w:t xml:space="preserve"> </w:t>
-      </w:r>
-      <w:r>
-        <w:rPr>
-          <w:b/>
-          <w:bCs/>
-        </w:rPr>
-        <w:t xml:space="preserve">Summary</w:t>
-      </w:r>
-    </w:p>
-    <w:p>
-      <w:pPr>
-        <w:pStyle w:val="BodyTextNote"/>
-      </w:pPr>
-      <w:r>
-        <w:t xml:space="preserve">Appellee American Federation of State, County and Municipal Employees’ (“AFSCME”) arguments fail for multiple reasons, but fundamentally, AFSCME focuses on what it characterizes as the “style” of Appellant Tiffany Binder’s (“Appellant” or “Mrs. Binder”)</w:t>
-      </w:r>
-      <w:r>
-        <w:rPr>
-          <w:rStyle w:val="FootnoteReference"/>
-        </w:rPr>
-        <w:footnoteReference w:id="9"/>
-      </w:r>
-      <w:r>
-        <w:t xml:space="preserve"> </w:t>
-      </w:r>
-      <w:r>
-        <w:t xml:space="preserve">claims rather than addressing their merits. In other words, AFSCME does not address why this case, which does not arise out of or seek to invoke R.C. 4117’s protections or remedies, is something other than a garden variety contract case. Absent an invocation of the rights created by R.C. 4117, the State Employment Relations Board (“SERB”) does not have jurisdiction over Mrs. Binder’s claims. Instead, AFSCME confuses issues, focusing on the dues deductions, the symptom, and ignores the actual disease—the enforceability of the membership contract. For these reasons, this Court should reverse the trial court’s dismissal.</w:t>
+        <w:t xml:space="preserve">II.</w:t>
+      </w:r>
+      <w:r>
+        <w:rPr>
+          <w:b/>
+          <w:bCs/>
+        </w:rPr>
+        <w:t xml:space="preserve"> </w:t>
+      </w:r>
+      <w:r>
+        <w:rPr>
+          <w:b/>
+          <w:bCs/>
+        </w:rPr>
+        <w:t xml:space="preserve">Facts</w:t>
+      </w:r>
+    </w:p>
+    <w:p>
+      <w:pPr>
+        <w:pStyle w:val="BodyText"/>
+      </w:pPr>
+      <w:r>
+        <w:t xml:space="preserve">Mrs. Binder filed her Complaint in the common pleas court seeking declaratory relief relating to her membership and deduction authorization contract with her former union, AFSCME, Local 2174 Toledo Public School District. (R. 1). Mrs. Binder seeks a declaration that her contract with AFSCME is invalid and imposes an impermissible penalty under Ohio contract law. That contract permitted AFSCME to withdraw dues from Mrs. Binder’s paycheck, and AFSCME relied on it to continue withdrawing dues even after Mrs. Binder’s Union membership had ended. Fundamentally, Mrs. Binder seeks a forum in which she can bring her contractual claims.</w:t>
       </w:r>
     </w:p>
     <w:p>
@@ -65,44 +1051,6 @@
           <w:b/>
           <w:bCs/>
         </w:rPr>
-        <w:t xml:space="preserve">II.</w:t>
-      </w:r>
-      <w:r>
-        <w:rPr>
-          <w:b/>
-          <w:bCs/>
-        </w:rPr>
-        <w:t xml:space="preserve"> </w:t>
-      </w:r>
-      <w:r>
-        <w:rPr>
-          <w:b/>
-          <w:bCs/>
-        </w:rPr>
-        <w:t xml:space="preserve">Facts</w:t>
-      </w:r>
-    </w:p>
-    <w:p>
-      <w:pPr>
-        <w:pStyle w:val="BodyText"/>
-      </w:pPr>
-      <w:r>
-        <w:t xml:space="preserve">Mrs. Binder filed her Complaint in the common pleas court seeking declaratory relief relating to her membership and deduction authorization contract with her former union, AFSCME, Local 2174 Toledo Public School District. (R. 1). Mrs. Binder seeks a declaration that her contract with AFSCME is invalid and imposes an impermissible penalty under Ohio contract law. That contract permitted AFSCME to withdraw dues from Mrs. Binder’s paycheck, and AFSCME relied on it to continue withdrawing dues even after Mrs. Binder’s Union membership had ended. Fundamentally, Mrs. Binder seeks a forum in which she can bring her contractual claims.</w:t>
-      </w:r>
-    </w:p>
-    <w:p>
-      <w:pPr>
-        <w:keepNext/>
-        <w:keepLines/>
-        <w:spacing w:before="288" w:after="192" w:line="276" w:lineRule="exact"/>
-        <w:ind w:left="0" w:firstLine="0"/>
-        <w:jc w:val="left"/>
-      </w:pPr>
-      <w:r>
-        <w:rPr>
-          <w:b/>
-          <w:bCs/>
-        </w:rPr>
         <w:t xml:space="preserve">III.</w:t>
       </w:r>
       <w:r>
@@ -1353,7 +2301,7 @@
         <w:t xml:space="preserve">Franklin Cnty. L. Enf’t Ass’n</w:t>
       </w:r>
       <w:r>
-        <w:t xml:space="preserve">, 59 Ohio St. 3d at 171. But the Court made clear that “union members can have common-law contractual rights that exist independently of R.C. Chapter 4117. . . .”</w:t>
+        <w:t xml:space="preserve">, 59 Ohio St. 3d at 171. But the Court made clear that “union members can have common-law contractual rights that exist independently of R.C. Chapter 4117. . . .”</w:t>
       </w:r>
       <w:r>
         <w:t xml:space="preserve"> </w:t>
@@ -1385,7 +2333,7 @@
         <w:t xml:space="preserve"> </w:t>
       </w:r>
       <w:r>
-        <w:t xml:space="preserve">Instead, they only referred to the contract to contend that “R.C. 4117.19(C)⁠(4) imposed a duty on the [union] to provide in its constitution for ‘the right of individual members to participate in the affairs of the organization . . . .’”</w:t>
+        <w:t xml:space="preserve">Instead, they only referred to the contract to contend that “R.C. 4117.19(C)⁠(4) imposed a duty on the [union] to provide in its constitution for ‘the right of individual members to participate in the affairs of the organization . . . .’”</w:t>
       </w:r>
       <w:r>
         <w:t xml:space="preserve"> </w:t>
@@ -3855,6 +4803,7 @@
     <w:unhideWhenUsed/>
     <w:qFormat/>
     <w:pPr>
+      <w:keepLines/>
       <w:spacing w:before="0" w:after="120" w:line="276" w:lineRule="exact"/>
     </w:pPr>
     <w:rPr>
@@ -4105,6 +5054,33 @@
     <w:pPr>
       <w:spacing w:before="0" w:after="0" w:line="276" w:lineRule="exact"/>
       <w:ind w:left="2160" w:hanging="720"/>
+    </w:pPr>
+  </w:style>
+  <w:style w:type="paragraph" w:customStyle="1" w:styleId="XdQuoteList1">
+    <w:name w:val="Xd Quote List 1"/>
+    <w:basedOn w:val="Normal"/>
+    <w:qFormat/>
+    <w:pPr>
+      <w:spacing w:before="0" w:after="0" w:line="276" w:lineRule="exact"/>
+      <w:ind w:left="1440" w:right="720" w:hanging="720"/>
+    </w:pPr>
+  </w:style>
+  <w:style w:type="paragraph" w:customStyle="1" w:styleId="XdQuoteList2">
+    <w:name w:val="Xd Quote List 2"/>
+    <w:basedOn w:val="Normal"/>
+    <w:qFormat/>
+    <w:pPr>
+      <w:spacing w:before="0" w:after="0" w:line="276" w:lineRule="exact"/>
+      <w:ind w:left="2160" w:right="720" w:hanging="720"/>
+    </w:pPr>
+  </w:style>
+  <w:style w:type="paragraph" w:customStyle="1" w:styleId="XdQuoteList3">
+    <w:name w:val="Xd Quote List 3"/>
+    <w:basedOn w:val="Normal"/>
+    <w:qFormat/>
+    <w:pPr>
+      <w:spacing w:before="0" w:after="0" w:line="276" w:lineRule="exact"/>
+      <w:ind w:left="2880" w:right="720" w:hanging="720"/>
     </w:pPr>
   </w:style>
   <w:style w:type="paragraph" w:customStyle="1" w:styleId="SourceCode">

--- a/courts/sixth-circuit/ohio/state/court-of-appeals/reply-brief/usage/OUTPUT-reply-brief.docx
+++ b/courts/sixth-circuit/ohio/state/court-of-appeals/reply-brief/usage/OUTPUT-reply-brief.docx
@@ -2301,7 +2301,7 @@
         <w:t xml:space="preserve">Franklin Cnty. L. Enf’t Ass’n</w:t>
       </w:r>
       <w:r>
-        <w:t xml:space="preserve">, 59 Ohio St. 3d at 171. But the Court made clear that “union members can have common-law contractual rights that exist independently of R.C. Chapter 4117. . . .”</w:t>
+        <w:t xml:space="preserve">, 59 Ohio St. 3d at 171. But the Court made clear that “union members can have common-law contractual rights that exist independently of R.C. Chapter 4117. ⁠. ⁠. ⁠.”</w:t>
       </w:r>
       <w:r>
         <w:t xml:space="preserve"> </w:t>
@@ -2333,7 +2333,7 @@
         <w:t xml:space="preserve"> </w:t>
       </w:r>
       <w:r>
-        <w:t xml:space="preserve">Instead, they only referred to the contract to contend that “R.C. 4117.19(C)⁠(4) imposed a duty on the [union] to provide in its constitution for ‘the right of individual members to participate in the affairs of the organization . . . .’”</w:t>
+        <w:t xml:space="preserve">Instead, they only referred to the contract to contend that “R.C. 4117.19(C)⁠(4) imposed a duty on the [union] to provide in its constitution for ‘the right of individual members to participate in the affairs of the organization ⁠. ⁠. ⁠. ⁠.’”</w:t>
       </w:r>
       <w:r>
         <w:t xml:space="preserve"> </w:t>

--- a/courts/sixth-circuit/ohio/state/court-of-appeals/reply-brief/usage/OUTPUT-reply-brief.docx
+++ b/courts/sixth-circuit/ohio/state/court-of-appeals/reply-brief/usage/OUTPUT-reply-brief.docx
@@ -209,9 +209,7 @@
           <w:b/>
           <w:bCs/>
         </w:rPr>
-        <w:t xml:space="preserve">CL2025</w:t>
-        <w:noBreakHyphen/>
-        <w:t xml:space="preserve">00292</w:t>
+        <w:t xml:space="preserve">CL2025-⁠00292</w:t>
       </w:r>
     </w:p>
     <w:p>
@@ -281,9 +279,7 @@
           <w:b/>
           <w:bCs/>
         </w:rPr>
-        <w:t xml:space="preserve">CI2025</w:t>
-        <w:noBreakHyphen/>
-        <w:t xml:space="preserve">02488</w:t>
+        <w:t xml:space="preserve">CI2025-⁠02488</w:t>
       </w:r>
     </w:p>
     <w:p>
@@ -857,9 +853,7 @@
         <w:t xml:space="preserve"> </w:t>
       </w:r>
       <w:r>
-        <w:t xml:space="preserve">224</w:t>
-        <w:noBreakHyphen/>
-        <w:t xml:space="preserve">4422</w:t>
+        <w:t xml:space="preserve">224-⁠4422</w:t>
       </w:r>
     </w:p>
     <w:p>
@@ -1575,13 +1569,7 @@
         <w:t xml:space="preserve">Ohio Council 8, AFSCME, AFL-CIO v. Lakewood</w:t>
       </w:r>
       <w:r>
-        <w:t xml:space="preserve">, 2025-Ohio</w:t>
-      </w:r>
-      <w:r>
-        <w:noBreakHyphen/>
-      </w:r>
-      <w:r>
-        <w:t xml:space="preserve">2052, ¶ 8. The Ohio Supreme Court recently affirmed that the “test for SERB’s jurisdiction has always been, and remains today,” that two-part inquiry.</w:t>
+        <w:t xml:space="preserve">, 2025-Ohio-⁠2052, ¶ 8. The Ohio Supreme Court recently affirmed that the “test for SERB’s jurisdiction has always been, and remains today,” that two-part inquiry.</w:t>
       </w:r>
       <w:r>
         <w:t xml:space="preserve"> </w:t>
@@ -1618,19 +1606,7 @@
         <w:t xml:space="preserve">See Littlejohn v. Ohio Council 8, AFSCME, AFL-CIO</w:t>
       </w:r>
       <w:r>
-        <w:t xml:space="preserve">, 2023-ULP</w:t>
-      </w:r>
-      <w:r>
-        <w:noBreakHyphen/>
-      </w:r>
-      <w:r>
-        <w:t xml:space="preserve">12</w:t>
-      </w:r>
-      <w:r>
-        <w:noBreakHyphen/>
-      </w:r>
-      <w:r>
-        <w:t xml:space="preserve">0146 (SERB Charge, filed Dec. 7, 2023). And Mrs. Binder’s common law contract claims do not assert a violation of R.C. 4117.11 and so are not claims of an unfair labor practice.</w:t>
+        <w:t xml:space="preserve">, 2023-ULP-⁠12-⁠0146 (SERB Charge, filed Dec. 7, 2023). And Mrs. Binder’s common law contract claims do not assert a violation of R.C. 4117.11 and so are not claims of an unfair labor practice.</w:t>
       </w:r>
     </w:p>
     <w:p>
@@ -1667,19 +1643,7 @@
         <w:t xml:space="preserve">Littlejohn v. Ohio Council 8, AFSCME, AFL-CIO</w:t>
       </w:r>
       <w:r>
-        <w:t xml:space="preserve">, SERB No. 2023- ULP</w:t>
-      </w:r>
-      <w:r>
-        <w:noBreakHyphen/>
-      </w:r>
-      <w:r>
-        <w:t xml:space="preserve">12</w:t>
-      </w:r>
-      <w:r>
-        <w:noBreakHyphen/>
-      </w:r>
-      <w:r>
-        <w:t xml:space="preserve">0146 (June 20, 2024).</w:t>
+        <w:t xml:space="preserve">, SERB No. 2023- ULP-⁠12-⁠0146 (June 20, 2024).</w:t>
       </w:r>
       <w:r>
         <w:rPr>
@@ -2152,13 +2116,7 @@
         <w:t xml:space="preserve">Ohio Council 8, AFSCME, AFL-CIO v. Lakewood</w:t>
       </w:r>
       <w:r>
-        <w:t xml:space="preserve">, 2025-Ohio</w:t>
-      </w:r>
-      <w:r>
-        <w:noBreakHyphen/>
-      </w:r>
-      <w:r>
-        <w:t xml:space="preserve">2052, ¶ 17. By contrast, common pleas courts do have jurisdiction over “rights that exist independently of R.C. Chapter 4117, ‘even though they may touch on the collective bargaining relationships.’”</w:t>
+        <w:t xml:space="preserve">, 2025-Ohio-⁠2052, ¶ 17. By contrast, common pleas courts do have jurisdiction over “rights that exist independently of R.C. Chapter 4117, ‘even though they may touch on the collective bargaining relationships.’”</w:t>
       </w:r>
       <w:r>
         <w:t xml:space="preserve"> </w:t>
@@ -2171,13 +2129,7 @@
         <w:t xml:space="preserve">State ex rel. Ohio Civ. Serv. Emps. Assn. v. State</w:t>
       </w:r>
       <w:r>
-        <w:t xml:space="preserve">, 2016-Ohio</w:t>
-      </w:r>
-      <w:r>
-        <w:noBreakHyphen/>
-      </w:r>
-      <w:r>
-        <w:t xml:space="preserve">478, ¶ 54, citing</w:t>
+        <w:t xml:space="preserve">, 2016-Ohio-⁠478, ¶ 54, citing</w:t>
       </w:r>
       <w:r>
         <w:t xml:space="preserve"> </w:t>
@@ -2203,13 +2155,7 @@
         <w:t xml:space="preserve">Ohio Council 8, AFSCME, AFL-CIO v. Lakewood</w:t>
       </w:r>
       <w:r>
-        <w:t xml:space="preserve">, 2025-Ohio</w:t>
-      </w:r>
-      <w:r>
-        <w:noBreakHyphen/>
-      </w:r>
-      <w:r>
-        <w:t xml:space="preserve">2052, ¶ 30 (confirming that the “test for SERB’s jurisdiction has always been, and remains today,” the two-part inquiry discussed above). At its simplest, the question is whether a plaintiff would still have the rights she claims if R.C. Chapter 4117 did not exist.</w:t>
+        <w:t xml:space="preserve">, 2025-Ohio-⁠2052, ¶ 30 (confirming that the “test for SERB’s jurisdiction has always been, and remains today,” the two-part inquiry discussed above). At its simplest, the question is whether a plaintiff would still have the rights she claims if R.C. Chapter 4117 did not exist.</w:t>
       </w:r>
     </w:p>
     <w:p>
@@ -2250,13 +2196,7 @@
         <w:t xml:space="preserve">Darling v. Am. Fed’n of State, Cnty., &amp; Mun. Emps.</w:t>
       </w:r>
       <w:r>
-        <w:t xml:space="preserve">, 2024-Ohio</w:t>
-      </w:r>
-      <w:r>
-        <w:noBreakHyphen/>
-      </w:r>
-      <w:r>
-        <w:t xml:space="preserve">2181 (10th Dist.), is unpersuasive, for two reasons. First, contrary to the Tenth District’s decision, the Supreme Court of Ohio has not “broadly defined” SERB’s jurisdiction.</w:t>
+        <w:t xml:space="preserve">, 2024-Ohio-⁠2181 (10th Dist.), is unpersuasive, for two reasons. First, contrary to the Tenth District’s decision, the Supreme Court of Ohio has not “broadly defined” SERB’s jurisdiction.</w:t>
       </w:r>
       <w:r>
         <w:t xml:space="preserve"> </w:t>
@@ -2269,13 +2209,7 @@
         <w:t xml:space="preserve">State ex rel. Ohio Civ. Serv. Emps. Assn. v. State</w:t>
       </w:r>
       <w:r>
-        <w:t xml:space="preserve">, 2016-Ohio</w:t>
-      </w:r>
-      <w:r>
-        <w:noBreakHyphen/>
-      </w:r>
-      <w:r>
-        <w:t xml:space="preserve">478, ¶ 54 (“The principles announced in Franklin Cty. Law Enforcement Assn. are not so broad as to place all claims that touch on R.C. Chapter 4117 within SERB’s exclusive jurisdiction.”). In</w:t>
+        <w:t xml:space="preserve">, 2016-Ohio-⁠478, ¶ 54 (“The principles announced in Franklin Cty. Law Enforcement Assn. are not so broad as to place all claims that touch on R.C. Chapter 4117 within SERB’s exclusive jurisdiction.”). In</w:t>
       </w:r>
       <w:r>
         <w:t xml:space="preserve"> </w:t>
@@ -2401,13 +2335,7 @@
         <w:t xml:space="preserve">Darling</w:t>
       </w:r>
       <w:r>
-        <w:t xml:space="preserve">, 2024-Ohio</w:t>
-      </w:r>
-      <w:r>
-        <w:noBreakHyphen/>
-      </w:r>
-      <w:r>
-        <w:t xml:space="preserve">2181, ¶ 18, quoting (Am. Compl. at ¶¶ 64, 68,</w:t>
+        <w:t xml:space="preserve">, 2024-Ohio-⁠2181, ¶ 18, quoting (Am. Compl. at ¶¶ 64, 68,</w:t>
       </w:r>
       <w:r>
         <w:t xml:space="preserve"> </w:t>
@@ -2420,13 +2348,7 @@
         <w:t xml:space="preserve">Darling</w:t>
       </w:r>
       <w:r>
-        <w:t xml:space="preserve">, 2024-Ohio</w:t>
-      </w:r>
-      <w:r>
-        <w:noBreakHyphen/>
-      </w:r>
-      <w:r>
-        <w:t xml:space="preserve">2181). Such allegations regarding R.C. 4117 were included in</w:t>
+        <w:t xml:space="preserve">, 2024-Ohio-⁠2181). Such allegations regarding R.C. 4117 were included in</w:t>
       </w:r>
       <w:r>
         <w:t xml:space="preserve"> </w:t>
@@ -3306,9 +3228,7 @@
               <w:t xml:space="preserve"> </w:t>
             </w:r>
             <w:r>
-              <w:t xml:space="preserve">224</w:t>
-              <w:noBreakHyphen/>
-              <w:t xml:space="preserve">4422</w:t>
+              <w:t xml:space="preserve">224-⁠4422</w:t>
             </w:r>
           </w:p>
           <w:p>
@@ -4152,19 +4072,7 @@
         <w:t xml:space="preserve">Sheldon v. Ohio Association of Public School Employees</w:t>
       </w:r>
       <w:r>
-        <w:t xml:space="preserve">, 2025-Ohio</w:t>
-      </w:r>
-      <w:r>
-        <w:noBreakHyphen/>
-      </w:r>
-      <w:r>
-        <w:t xml:space="preserve">5210 (7th Dist. Ct. App.), on appeal 2025</w:t>
-      </w:r>
-      <w:r>
-        <w:noBreakHyphen/>
-      </w:r>
-      <w:r>
-        <w:t xml:space="preserve">1708, is pending before the Ohio Supreme Court.</w:t>
+        <w:t xml:space="preserve">, 2025-Ohio-⁠5210 (7th Dist. Ct. App.), on appeal 2025-⁠1708, is pending before the Ohio Supreme Court.</w:t>
       </w:r>
     </w:p>
   </w:footnote>
@@ -4804,7 +4712,7 @@
     <w:qFormat/>
     <w:pPr>
       <w:keepLines/>
-      <w:spacing w:before="0" w:after="120" w:line="276" w:lineRule="exact"/>
+      <w:spacing w:before="26" w:after="120" w:line="276" w:lineRule="exact"/>
     </w:pPr>
     <w:rPr>
       <w:sz w:val="24"/>
